--- a/Team10_Gait_Classification_Summary.docx
+++ b/Team10_Gait_Classification_Summary.docx
@@ -102,7 +102,16 @@
         <w:spacing w:after="100" w:line="260" w:lineRule="auto"/>
       </w:pPr>
       <w:r>
-        <w:t>We used the Kinect v2 pathological gait skeleton dataset (Jun et al., IEEE Access 2020), selecting 480 walking sequences from 10 subjects across 6 gait classes, with near-balanced class distribution. Each walk consists of frames recorded at ~30 Hz, with 25 body joints tracked in 3D. The raw data contains 75 coordinate columns (25 joints x 3 axes) plus 8 derived biomechanical features (joint angles, segment lengths, symmetry ratios), yielding 83 features per frame. We selected 8 walks per subject per gait type, retaining valid files and excluding those with malformed coordinates (86 files with values around 10^267) or missing data. The abnormal gaits were simulated by healthy volunteers under supervision, which limits generalization to real patients but ensures clean, controlled data.</w:t>
+        <w:t xml:space="preserve">We used the Kinect v2 pathological gait skeleton dataset (Jun et al., IEEE Access 2020), selecting 480 walking sequences from 10 subjects across 6 gait classes, with near-balanced class distribution. Each walk consists of frames recorded at ~30 </w:t>
+      </w:r>
+      <w:r>
+        <w:t>fps</w:t>
+      </w:r>
+      <w:r>
+        <w:t>, with 25 body joints tracked in 3D. The raw data contains 75 coordinate columns (25 joints x 3 axes) plus 8 derived biomechanical features (joint angles, segment lengths, symmetry ratios), yielding 83 features per frame. We selected 8 walks per subject per gait type, retaining valid files. The abnormal gaits were simulated by healthy volunteers under supervision</w:t>
+      </w:r>
+      <w:r>
+        <w:t>.</w:t>
       </w:r>
     </w:p>
     <w:p>
@@ -139,7 +148,10 @@
         <w:t>key points</w:t>
       </w:r>
       <w:r>
-        <w:t>, knee/hip/ankle flexion angles, stride cadence, and left-right symmetry ratios. Each feature is summarized across the walk as mean, min, max, and standard deviation. Features are normalized per-subject to remove scale bias.</w:t>
+        <w:t>, knee/hip/ankle flexion angles, stride cadence, and left-right symmetry ratios. Each feature is summarized across the walk as mean, min, max, and standard deviation. Features are normalized</w:t>
+      </w:r>
+      <w:r>
+        <w:t>.</w:t>
       </w:r>
     </w:p>
     <w:p>
@@ -169,16 +181,11 @@
         <w:t xml:space="preserve">Evaluation. </w:t>
       </w:r>
       <w:r>
-        <w:t>5-fold Group</w:t>
-      </w:r>
-    </w:p>
-    <w:p>
-      <w:pPr>
-        <w:spacing w:after="100" w:line="260" w:lineRule="auto"/>
-      </w:pPr>
+        <w:t xml:space="preserve">5-fold </w:t>
+      </w:r>
       <w:proofErr w:type="spellStart"/>
       <w:r>
-        <w:t>KFold</w:t>
+        <w:t>GroupKFold</w:t>
       </w:r>
       <w:proofErr w:type="spellEnd"/>
       <w:r>
@@ -219,7 +226,7 @@
     </w:p>
     <w:tbl>
       <w:tblPr>
-        <w:tblW w:w="5000" w:type="pct"/>
+        <w:tblW w:w="1428" w:type="pct"/>
         <w:tblBorders>
           <w:top w:val="single" w:sz="4" w:space="0" w:color="auto"/>
           <w:left w:val="single" w:sz="4" w:space="0" w:color="auto"/>
@@ -235,15 +242,12 @@
         <w:tblLook w:val="04A0" w:firstRow="1" w:lastRow="0" w:firstColumn="1" w:lastColumn="0" w:noHBand="0" w:noVBand="1"/>
       </w:tblPr>
       <w:tblGrid>
-        <w:gridCol w:w="9622"/>
+        <w:gridCol w:w="9116"/>
       </w:tblGrid>
       <w:tr>
-        <w:tblPrEx>
-          <w:tblCellMar>
-            <w:top w:w="0" w:type="dxa"/>
-            <w:bottom w:w="0" w:type="dxa"/>
-          </w:tblCellMar>
-        </w:tblPrEx>
+        <w:trPr>
+          <w:trHeight w:val="682"/>
+        </w:trPr>
         <w:tc>
           <w:tcPr>
             <w:tcW w:w="5000" w:type="pct"/>
@@ -271,14 +275,15 @@
               <w:rPr>
                 <w:i/>
                 <w:iCs/>
+                <w:noProof/>
                 <w:color w:val="666666"/>
                 <w:sz w:val="18"/>
                 <w:szCs w:val="18"/>
               </w:rPr>
               <w:drawing>
-                <wp:inline distT="0" distB="0" distL="0" distR="0" wp14:anchorId="1D0A8925" wp14:editId="383C069E">
-                  <wp:extent cx="6120130" cy="1584325"/>
-                  <wp:effectExtent l="0" t="0" r="0" b="0"/>
+                <wp:inline distT="0" distB="0" distL="0" distR="0" wp14:anchorId="1D0A8925" wp14:editId="2C0F1896">
+                  <wp:extent cx="5661660" cy="1465640"/>
+                  <wp:effectExtent l="0" t="0" r="0" b="1270"/>
                   <wp:docPr id="272542437" name="Picture 1"/>
                   <wp:cNvGraphicFramePr>
                     <a:graphicFrameLocks xmlns:a="http://schemas.openxmlformats.org/drawingml/2006/main" noChangeAspect="1"/>
@@ -299,7 +304,7 @@
                         <pic:spPr>
                           <a:xfrm>
                             <a:off x="0" y="0"/>
-                            <a:ext cx="6120130" cy="1584325"/>
+                            <a:ext cx="5673616" cy="1468735"/>
                           </a:xfrm>
                           <a:prstGeom prst="rect">
                             <a:avLst/>
@@ -319,6 +324,8 @@
       <w:pPr>
         <w:pStyle w:val="Heading2"/>
         <w:spacing w:before="140" w:after="60"/>
+      </w:pPr>
+      <w:r>
         <w:rPr>
           <w:b/>
           <w:bCs/>
@@ -326,49 +333,34 @@
           <w:sz w:val="24"/>
           <w:szCs w:val="24"/>
         </w:rPr>
-      </w:pPr>
-    </w:p>
-    <w:p>
-      <w:pPr>
-        <w:pStyle w:val="Heading2"/>
-        <w:spacing w:before="140" w:after="60"/>
-      </w:pPr>
-      <w:r>
-        <w:rPr>
-          <w:b/>
-          <w:bCs/>
-          <w:color w:val="1F3864"/>
-          <w:sz w:val="24"/>
-          <w:szCs w:val="24"/>
+        <w:t>5. Results</w:t>
+      </w:r>
+    </w:p>
+    <w:p>
+      <w:pPr>
+        <w:spacing w:after="100" w:line="260" w:lineRule="auto"/>
+      </w:pPr>
+      <w:r>
+        <w:rPr>
+          <w:b/>
+          <w:bCs/>
+        </w:rPr>
+        <w:t xml:space="preserve">Logistic Regression </w:t>
+      </w:r>
+      <w:r>
+        <w:t>achieved 75.6% accuracy and 74.7% macro F1 on cross-validation, best among the three trained models. The Dummy baseline scored 16.8% accuracy and 4.8% macro F1, so Logistic Regression is 4.5x better on macro F1.</w:t>
+      </w:r>
+    </w:p>
+    <w:p>
+      <w:pPr>
+        <w:spacing w:after="100" w:line="260" w:lineRule="auto"/>
+      </w:pPr>
+      <w:r>
+        <w:rPr>
+          <w:b/>
+          <w:bCs/>
         </w:rPr>
         <w:lastRenderedPageBreak/>
-        <w:t>5. Results</w:t>
-      </w:r>
-    </w:p>
-    <w:p>
-      <w:pPr>
-        <w:spacing w:after="100" w:line="260" w:lineRule="auto"/>
-      </w:pPr>
-      <w:r>
-        <w:rPr>
-          <w:b/>
-          <w:bCs/>
-        </w:rPr>
-        <w:t xml:space="preserve">Logistic Regression </w:t>
-      </w:r>
-      <w:r>
-        <w:t>achieved 75.6% accuracy and 74.7% macro F1 on cross-validation, best among the three trained models. The Dummy baseline scored 16.8% accuracy and 4.8% macro F1, so Logistic Regression is 4.5x better on macro F1.</w:t>
-      </w:r>
-    </w:p>
-    <w:p>
-      <w:pPr>
-        <w:spacing w:after="100" w:line="260" w:lineRule="auto"/>
-      </w:pPr>
-      <w:r>
-        <w:rPr>
-          <w:b/>
-          <w:bCs/>
-        </w:rPr>
         <w:t xml:space="preserve">Confusion Matrix. </w:t>
       </w:r>
       <w:r>
@@ -377,7 +369,7 @@
     </w:p>
     <w:tbl>
       <w:tblPr>
-        <w:tblW w:w="4956" w:type="pct"/>
+        <w:tblW w:w="3906" w:type="pct"/>
         <w:tblBorders>
           <w:top w:val="single" w:sz="4" w:space="0" w:color="auto"/>
           <w:left w:val="single" w:sz="4" w:space="0" w:color="auto"/>
@@ -393,17 +385,11 @@
         <w:tblLook w:val="04A0" w:firstRow="1" w:lastRow="0" w:firstColumn="1" w:lastColumn="0" w:noHBand="0" w:noVBand="1"/>
       </w:tblPr>
       <w:tblGrid>
-        <w:gridCol w:w="9537"/>
+        <w:gridCol w:w="7517"/>
       </w:tblGrid>
       <w:tr>
-        <w:tblPrEx>
-          <w:tblCellMar>
-            <w:top w:w="0" w:type="dxa"/>
-            <w:bottom w:w="0" w:type="dxa"/>
-          </w:tblCellMar>
-        </w:tblPrEx>
         <w:trPr>
-          <w:trHeight w:val="959"/>
+          <w:trHeight w:val="781"/>
         </w:trPr>
         <w:tc>
           <w:tcPr>
@@ -433,9 +419,9 @@
                 <w:noProof/>
               </w:rPr>
               <w:drawing>
-                <wp:inline distT="0" distB="0" distL="0" distR="0" wp14:anchorId="3AF96C5A" wp14:editId="0DBE8F77">
-                  <wp:extent cx="5036820" cy="4407218"/>
-                  <wp:effectExtent l="0" t="0" r="0" b="0"/>
+                <wp:inline distT="0" distB="0" distL="0" distR="0" wp14:anchorId="3AF96C5A" wp14:editId="185ABCAB">
+                  <wp:extent cx="4396377" cy="3368040"/>
+                  <wp:effectExtent l="0" t="0" r="4445" b="3810"/>
                   <wp:docPr id="181513652" name="Picture 1"/>
                   <wp:cNvGraphicFramePr>
                     <a:graphicFrameLocks xmlns:a="http://schemas.openxmlformats.org/drawingml/2006/main" noChangeAspect="1"/>
@@ -456,7 +442,7 @@
                         <pic:spPr>
                           <a:xfrm>
                             <a:off x="0" y="0"/>
-                            <a:ext cx="5037706" cy="4407993"/>
+                            <a:ext cx="4400796" cy="3371426"/>
                           </a:xfrm>
                           <a:prstGeom prst="rect">
                             <a:avLst/>
@@ -486,6 +472,90 @@
       <w:r>
         <w:t>On the two held-out subjects (8 and 9), the model generalized well, correctly predicting multiple walks with high confidence (typically &gt;90%), confirming that it learned patterns, not individuals.</w:t>
       </w:r>
+    </w:p>
+    <w:p>
+      <w:pPr>
+        <w:spacing w:after="100" w:line="260" w:lineRule="auto"/>
+        <w:rPr>
+          <w:b/>
+          <w:bCs/>
+        </w:rPr>
+      </w:pPr>
+      <w:r>
+        <w:rPr>
+          <w:b/>
+          <w:bCs/>
+        </w:rPr>
+        <w:t>Comparison across models:</w:t>
+      </w:r>
+    </w:p>
+    <w:p>
+      <w:pPr>
+        <w:spacing w:after="100" w:line="260" w:lineRule="auto"/>
+        <w:rPr>
+          <w:b/>
+          <w:bCs/>
+        </w:rPr>
+      </w:pPr>
+      <w:r>
+        <w:rPr>
+          <w:b/>
+          <w:bCs/>
+        </w:rPr>
+        <w:drawing>
+          <wp:inline distT="0" distB="0" distL="0" distR="0" wp14:anchorId="1E4C6B0B" wp14:editId="52186BF5">
+            <wp:extent cx="6120130" cy="1756410"/>
+            <wp:effectExtent l="0" t="0" r="0" b="0"/>
+            <wp:docPr id="1539710772" name="Picture 1"/>
+            <wp:cNvGraphicFramePr>
+              <a:graphicFrameLocks xmlns:a="http://schemas.openxmlformats.org/drawingml/2006/main" noChangeAspect="1"/>
+            </wp:cNvGraphicFramePr>
+            <a:graphic xmlns:a="http://schemas.openxmlformats.org/drawingml/2006/main">
+              <a:graphicData uri="http://schemas.openxmlformats.org/drawingml/2006/picture">
+                <pic:pic xmlns:pic="http://schemas.openxmlformats.org/drawingml/2006/picture">
+                  <pic:nvPicPr>
+                    <pic:cNvPr id="1539710772" name=""/>
+                    <pic:cNvPicPr/>
+                  </pic:nvPicPr>
+                  <pic:blipFill rotWithShape="1">
+                    <a:blip r:embed="rId7"/>
+                    <a:srcRect t="13832"/>
+                    <a:stretch>
+                      <a:fillRect/>
+                    </a:stretch>
+                  </pic:blipFill>
+                  <pic:spPr bwMode="auto">
+                    <a:xfrm>
+                      <a:off x="0" y="0"/>
+                      <a:ext cx="6120130" cy="1756410"/>
+                    </a:xfrm>
+                    <a:prstGeom prst="rect">
+                      <a:avLst/>
+                    </a:prstGeom>
+                    <a:ln>
+                      <a:noFill/>
+                    </a:ln>
+                    <a:extLst>
+                      <a:ext uri="{53640926-AAD7-44D8-BBD7-CCE9431645EC}">
+                        <a14:shadowObscured xmlns:a14="http://schemas.microsoft.com/office/drawing/2010/main"/>
+                      </a:ext>
+                    </a:extLst>
+                  </pic:spPr>
+                </pic:pic>
+              </a:graphicData>
+            </a:graphic>
+          </wp:inline>
+        </w:drawing>
+      </w:r>
+    </w:p>
+    <w:p>
+      <w:pPr>
+        <w:spacing w:after="100" w:line="260" w:lineRule="auto"/>
+        <w:rPr>
+          <w:b/>
+          <w:bCs/>
+        </w:rPr>
+      </w:pPr>
     </w:p>
     <w:p>
       <w:pPr>
